--- a/data/revised_2026-10_full/tracked/v2/Physics/SS3.1_Radioactivity_and_Stability_of_Isotopes/Physics_Radioactivity_and_Stability_of_Isotopes_FinalExplanation_TRACKED.docx
+++ b/data/revised_2026-10_full/tracked/v2/Physics/SS3.1_Radioactivity_and_Stability_of_Isotopes/Physics_Radioactivity_and_Stability_of_Isotopes_FinalExplanation_TRACKED.docx
@@ -664,7 +664,7 @@
               </w:rPr>
               <w:t xml:space="preserve">(a) Name the three types of radiation that unstable nuclei can emit. For each, state its charge, its relative penetrating power and what stops it. (b) Alpha radiation has the highest ionising ability, yet it is considered the least penetrating. Explain how both can be true. (c) Explain why alpha particles from the ore are still dangerous in a Kenyan mining situation even though paper stops them.</w:t>
             </w:r>
-            <w:ins w:id="9001" w:author="Claude (AI) - proposed" w:date="2026-10-15T08:04:36Z">
+            <w:ins w:id="9001" w:author="Claude (AI) - proposed" w:date="2026-10-18T00:32:22Z">
               <w:r>
                 <w:rPr>
                   <w:rFonts w:ascii="Arial" w:cs="Arial" w:eastAsia="Arial" w:hAnsi="Arial"/>
@@ -1078,7 +1078,7 @@
               </w:rPr>
               <w:t xml:space="preserve">(a) Explain where the energy released from the pitchblende ultimately comes from, using the idea of mass defect. (b) Describe the difference between nuclear fission and nuclear fusion. (c) Give two Kenyan applications of radioactivity from our lessons and explain how each uses a property of radiation or half-life. (d) Explain the ALARA principle and describe three ways to reduce exposure to radiation. (e) Write a short explanation, for a </w:t>
             </w:r>
-            <w:del w:id="9002" w:author="Claude (AI) - proposed" w:date="2026-10-15T08:04:36Z">
+            <w:del w:id="9002" w:author="Claude (AI) - proposed" w:date="2026-10-18T00:32:22Z">
               <w:r>
                 <w:rPr>
                   <w:rFonts w:ascii="Arial" w:cs="Arial" w:eastAsia="Arial" w:hAnsi="Arial"/>
@@ -1093,7 +1093,7 @@
                 <w:delText xml:space="preserve">Year 9 student</w:delText>
               </w:r>
             </w:del>
-            <w:ins w:id="9003" w:author="Claude (AI) - proposed" w:date="2026-10-15T08:04:36Z">
+            <w:ins w:id="9003" w:author="Claude (AI) - proposed" w:date="2026-10-18T00:32:22Z">
               <w:r>
                 <w:rPr>
                   <w:rFonts w:ascii="Arial" w:cs="Arial" w:eastAsia="Arial" w:hAnsi="Arial"/>
@@ -1412,7 +1412,7 @@
               <w:spacing w:after="40" w:before="0"/>
               <w:jc w:val="left"/>
             </w:pPr>
-            <w:ins w:id="9004" w:author="Claude (AI) - proposed" w:date="2026-10-15T08:04:36Z">
+            <w:ins w:id="9004" w:author="Claude (AI) - proposed" w:date="2026-10-18T00:32:22Z">
               <w:r>
                 <w:rPr>
                   <w:rFonts w:ascii="Arial" w:cs="Arial" w:eastAsia="Arial" w:hAnsi="Arial"/>
@@ -1460,7 +1460,7 @@
               <w:spacing w:after="40" w:before="0"/>
               <w:jc w:val="left"/>
             </w:pPr>
-            <w:ins w:id="9005" w:author="Claude (AI) - proposed" w:date="2026-10-15T08:04:36Z">
+            <w:ins w:id="9005" w:author="Claude (AI) - proposed" w:date="2026-10-18T00:32:22Z">
               <w:r>
                 <w:rPr>
                   <w:rFonts w:ascii="Arial" w:cs="Arial" w:eastAsia="Arial" w:hAnsi="Arial"/>
@@ -1508,7 +1508,7 @@
               <w:spacing w:after="40" w:before="0"/>
               <w:jc w:val="left"/>
             </w:pPr>
-            <w:ins w:id="9006" w:author="Claude (AI) - proposed" w:date="2026-10-15T08:04:36Z">
+            <w:ins w:id="9006" w:author="Claude (AI) - proposed" w:date="2026-10-18T00:32:22Z">
               <w:r>
                 <w:rPr>
                   <w:rFonts w:ascii="Arial" w:cs="Arial" w:eastAsia="Arial" w:hAnsi="Arial"/>
@@ -1591,7 +1591,7 @@
               <w:spacing w:after="40" w:before="0"/>
               <w:jc w:val="left"/>
             </w:pPr>
-            <w:ins w:id="9007" w:author="Claude (AI) - proposed" w:date="2026-10-15T08:04:36Z">
+            <w:ins w:id="9007" w:author="Claude (AI) - proposed" w:date="2026-10-18T00:32:22Z">
               <w:r>
                 <w:rPr>
                   <w:rFonts w:ascii="Arial" w:cs="Arial" w:eastAsia="Arial" w:hAnsi="Arial"/>
@@ -1639,7 +1639,7 @@
               <w:spacing w:after="40" w:before="0"/>
               <w:jc w:val="left"/>
             </w:pPr>
-            <w:ins w:id="9008" w:author="Claude (AI) - proposed" w:date="2026-10-15T08:04:36Z">
+            <w:ins w:id="9008" w:author="Claude (AI) - proposed" w:date="2026-10-18T00:32:22Z">
               <w:r>
                 <w:rPr>
                   <w:rFonts w:ascii="Arial" w:cs="Arial" w:eastAsia="Arial" w:hAnsi="Arial"/>
@@ -1687,7 +1687,7 @@
               <w:spacing w:after="40" w:before="0"/>
               <w:jc w:val="left"/>
             </w:pPr>
-            <w:ins w:id="9009" w:author="Claude (AI) - proposed" w:date="2026-10-15T08:04:36Z">
+            <w:ins w:id="9009" w:author="Claude (AI) - proposed" w:date="2026-10-18T00:32:22Z">
               <w:r>
                 <w:rPr>
                   <w:rFonts w:ascii="Arial" w:cs="Arial" w:eastAsia="Arial" w:hAnsi="Arial"/>
@@ -1770,7 +1770,7 @@
               <w:spacing w:after="40" w:before="0"/>
               <w:jc w:val="left"/>
             </w:pPr>
-            <w:ins w:id="9010" w:author="Claude (AI) - proposed" w:date="2026-10-15T08:04:36Z">
+            <w:ins w:id="9010" w:author="Claude (AI) - proposed" w:date="2026-10-18T00:32:22Z">
               <w:r>
                 <w:rPr>
                   <w:rFonts w:ascii="Arial" w:cs="Arial" w:eastAsia="Arial" w:hAnsi="Arial"/>
@@ -1818,7 +1818,7 @@
               <w:spacing w:after="40" w:before="0"/>
               <w:jc w:val="left"/>
             </w:pPr>
-            <w:ins w:id="9011" w:author="Claude (AI) - proposed" w:date="2026-10-15T08:04:36Z">
+            <w:ins w:id="9011" w:author="Claude (AI) - proposed" w:date="2026-10-18T00:32:22Z">
               <w:r>
                 <w:rPr>
                   <w:rFonts w:ascii="Arial" w:cs="Arial" w:eastAsia="Arial" w:hAnsi="Arial"/>
@@ -1866,7 +1866,7 @@
               <w:spacing w:after="40" w:before="0"/>
               <w:jc w:val="left"/>
             </w:pPr>
-            <w:ins w:id="9012" w:author="Claude (AI) - proposed" w:date="2026-10-15T08:04:36Z">
+            <w:ins w:id="9012" w:author="Claude (AI) - proposed" w:date="2026-10-18T00:32:22Z">
               <w:r>
                 <w:rPr>
                   <w:rFonts w:ascii="Arial" w:cs="Arial" w:eastAsia="Arial" w:hAnsi="Arial"/>
@@ -1949,7 +1949,7 @@
               <w:spacing w:after="40" w:before="0"/>
               <w:jc w:val="left"/>
             </w:pPr>
-            <w:ins w:id="9013" w:author="Claude (AI) - proposed" w:date="2026-10-15T08:04:36Z">
+            <w:ins w:id="9013" w:author="Claude (AI) - proposed" w:date="2026-10-18T00:32:22Z">
               <w:r>
                 <w:rPr>
                   <w:rFonts w:ascii="Arial" w:cs="Arial" w:eastAsia="Arial" w:hAnsi="Arial"/>
@@ -1997,7 +1997,7 @@
               <w:spacing w:after="40" w:before="0"/>
               <w:jc w:val="left"/>
             </w:pPr>
-            <w:ins w:id="9014" w:author="Claude (AI) - proposed" w:date="2026-10-15T08:04:36Z">
+            <w:ins w:id="9014" w:author="Claude (AI) - proposed" w:date="2026-10-18T00:32:22Z">
               <w:r>
                 <w:rPr>
                   <w:rFonts w:ascii="Arial" w:cs="Arial" w:eastAsia="Arial" w:hAnsi="Arial"/>
@@ -2045,7 +2045,7 @@
               <w:spacing w:after="40" w:before="0"/>
               <w:jc w:val="left"/>
             </w:pPr>
-            <w:ins w:id="9015" w:author="Claude (AI) - proposed" w:date="2026-10-15T08:04:36Z">
+            <w:ins w:id="9015" w:author="Claude (AI) - proposed" w:date="2026-10-18T00:32:22Z">
               <w:r>
                 <w:rPr>
                   <w:rFonts w:ascii="Arial" w:cs="Arial" w:eastAsia="Arial" w:hAnsi="Arial"/>
@@ -2128,7 +2128,7 @@
               <w:spacing w:after="40" w:before="0"/>
               <w:jc w:val="left"/>
             </w:pPr>
-            <w:ins w:id="9016" w:author="Claude (AI) - proposed" w:date="2026-10-15T08:04:36Z">
+            <w:ins w:id="9016" w:author="Claude (AI) - proposed" w:date="2026-10-18T00:32:22Z">
               <w:r>
                 <w:rPr>
                   <w:rFonts w:ascii="Arial" w:cs="Arial" w:eastAsia="Arial" w:hAnsi="Arial"/>
@@ -2176,7 +2176,7 @@
               <w:spacing w:after="40" w:before="0"/>
               <w:jc w:val="left"/>
             </w:pPr>
-            <w:ins w:id="9017" w:author="Claude (AI) - proposed" w:date="2026-10-15T08:04:36Z">
+            <w:ins w:id="9017" w:author="Claude (AI) - proposed" w:date="2026-10-18T00:32:22Z">
               <w:r>
                 <w:rPr>
                   <w:rFonts w:ascii="Arial" w:cs="Arial" w:eastAsia="Arial" w:hAnsi="Arial"/>
@@ -2224,7 +2224,7 @@
               <w:spacing w:after="40" w:before="0"/>
               <w:jc w:val="left"/>
             </w:pPr>
-            <w:ins w:id="9018" w:author="Claude (AI) - proposed" w:date="2026-10-15T08:04:36Z">
+            <w:ins w:id="9018" w:author="Claude (AI) - proposed" w:date="2026-10-18T00:32:22Z">
               <w:r>
                 <w:rPr>
                   <w:rFonts w:ascii="Arial" w:cs="Arial" w:eastAsia="Arial" w:hAnsi="Arial"/>
@@ -2374,7 +2374,7 @@
         </w:rPr>
         <w:t xml:space="preserve">© 2026 SeaVuria and ARES. This work is licensed under a </w:t>
       </w:r>
-      <w:hyperlink w:history="1" r:id="rId3pxcpbqiveacg6ezdgoh1">
+      <w:hyperlink w:history="1" r:id="rIdlbsnkplchwylrno4kpfx8">
         <w:r>
           <w:rPr>
             <w:rFonts w:ascii="Arial" w:cs="Arial" w:eastAsia="Arial" w:hAnsi="Arial"/>
@@ -2394,7 +2394,7 @@
         </w:rPr>
         <w:t xml:space="preserve"> (</w:t>
       </w:r>
-      <w:hyperlink w:history="1" r:id="rIdyjyiwp-pfmvzo6aiktpsh">
+      <w:hyperlink w:history="1" r:id="rIdfi21wqyddmpc-rffb6zj_">
         <w:r>
           <w:rPr>
             <w:rFonts w:ascii="Arial" w:cs="Arial" w:eastAsia="Arial" w:hAnsi="Arial"/>
@@ -2414,7 +2414,7 @@
         </w:rPr>
         <w:t xml:space="preserve">). To view a copy of this license, visit </w:t>
       </w:r>
-      <w:hyperlink w:history="1" r:id="rId-oiyee9x-4bfcktbcuflw">
+      <w:hyperlink w:history="1" r:id="rIdkmvx8z1kb0cxib1g6tldt">
         <w:r>
           <w:rPr>
             <w:rFonts w:ascii="Arial" w:cs="Arial" w:eastAsia="Arial" w:hAnsi="Arial"/>
